--- a/Documentation/Guia de DesignerQT para crear un GUI.docx
+++ b/Documentation/Guia de DesignerQT para crear un GUI.docx
@@ -1,7 +1,100 @@
 
 <file path=word/document.xml><?xml version="1.0" encoding="utf-8"?>
-<w:document xmlns:wpc="http://schemas.microsoft.com/office/word/2010/wordprocessingCanvas" xmlns:cx="http://schemas.microsoft.com/office/drawing/2014/chartex" xmlns:cx1="http://schemas.microsoft.com/office/drawing/2015/9/8/chartex" xmlns:cx2="http://schemas.microsoft.com/office/drawing/2015/10/21/chartex" xmlns:cx3="http://schemas.microsoft.com/office/drawing/2016/5/9/chartex" xmlns:cx4="http://schemas.microsoft.com/office/drawing/2016/5/10/chartex" xmlns:cx5="http://schemas.microsoft.com/office/drawing/2016/5/11/chartex" xmlns:cx6="http://schemas.microsoft.com/office/drawing/2016/5/12/chartex" xmlns:cx7="http://schemas.microsoft.com/office/drawing/2016/5/13/chartex" xmlns:cx8="http://schemas.microsoft.com/office/drawing/2016/5/14/chartex" xmlns:mc="http://schemas.openxmlformats.org/markup-compatibility/2006" xmlns:aink="http://schemas.microsoft.com/office/drawing/2016/ink" xmlns:am3d="http://schemas.microsoft.com/office/drawing/2017/model3d" xmlns:o="urn:schemas-microsoft-com:office:office" xmlns:r="http://schemas.openxmlformats.org/officeDocument/2006/relationships" xmlns:m="http://schemas.openxmlformats.org/officeDocument/2006/math" xmlns:v="urn:schemas-microsoft-com:vml" xmlns:wp14="http://schemas.microsoft.com/office/word/2010/wordprocessingDrawing" xmlns:wp="http://schemas.openxmlformats.org/drawingml/2006/wordprocessingDrawing" xmlns:w10="urn:schemas-microsoft-com:office:word" xmlns:w="http://schemas.openxmlformats.org/wordprocessingml/2006/main" xmlns:w14="http://schemas.microsoft.com/office/word/2010/wordml" xmlns:w15="http://schemas.microsoft.com/office/word/2012/wordml" xmlns:w16cex="http://schemas.microsoft.com/office/word/2018/wordml/cex" xmlns:w16cid="http://schemas.microsoft.com/office/word/2016/wordml/cid" xmlns:w16="http://schemas.microsoft.com/office/word/2018/wordml" xmlns:w16se="http://schemas.microsoft.com/office/word/2015/wordml/symex" xmlns:wpg="http://schemas.microsoft.com/office/word/2010/wordprocessingGroup" xmlns:wpi="http://schemas.microsoft.com/office/word/2010/wordprocessingInk" xmlns:wne="http://schemas.microsoft.com/office/word/2006/wordml" xmlns:wps="http://schemas.microsoft.com/office/word/2010/wordprocessingShape" mc:Ignorable="w14 w15 w16se w16cid w16 w16cex wp14">
+<w:document xmlns:wpc="http://schemas.microsoft.com/office/word/2010/wordprocessingCanvas" xmlns:cx="http://schemas.microsoft.com/office/drawing/2014/chartex" xmlns:cx1="http://schemas.microsoft.com/office/drawing/2015/9/8/chartex" xmlns:mc="http://schemas.openxmlformats.org/markup-compatibility/2006" xmlns:o="urn:schemas-microsoft-com:office:office" xmlns:r="http://schemas.openxmlformats.org/officeDocument/2006/relationships" xmlns:m="http://schemas.openxmlformats.org/officeDocument/2006/math" xmlns:v="urn:schemas-microsoft-com:vml" xmlns:wp14="http://schemas.microsoft.com/office/word/2010/wordprocessingDrawing" xmlns:wp="http://schemas.openxmlformats.org/drawingml/2006/wordprocessingDrawing" xmlns:w10="urn:schemas-microsoft-com:office:word" xmlns:w="http://schemas.openxmlformats.org/wordprocessingml/2006/main" xmlns:w14="http://schemas.microsoft.com/office/word/2010/wordml" xmlns:w15="http://schemas.microsoft.com/office/word/2012/wordml" xmlns:w16se="http://schemas.microsoft.com/office/word/2015/wordml/symex" xmlns:wpg="http://schemas.microsoft.com/office/word/2010/wordprocessingGroup" xmlns:wpi="http://schemas.microsoft.com/office/word/2010/wordprocessingInk" xmlns:wne="http://schemas.microsoft.com/office/word/2006/wordml" xmlns:wps="http://schemas.microsoft.com/office/word/2010/wordprocessingShape" mc:Ignorable="w14 w15 w16se wp14">
   <w:body>
+    <w:p>
+      <w:pPr>
+        <w:rPr>
+          <w:rFonts w:asciiTheme="majorHAnsi" w:hAnsiTheme="majorHAnsi" w:cstheme="majorHAnsi"/>
+          <w:sz w:val="48"/>
+          <w:szCs w:val="48"/>
+          <w:u w:val="single"/>
+          <w:lang w:val="es-AR"/>
+        </w:rPr>
+      </w:pPr>
+      <w:r>
+        <w:rPr>
+          <w:rFonts w:asciiTheme="majorHAnsi" w:hAnsiTheme="majorHAnsi" w:cstheme="majorHAnsi"/>
+          <w:sz w:val="48"/>
+          <w:szCs w:val="48"/>
+          <w:u w:val="single"/>
+          <w:lang w:val="es-AR"/>
+        </w:rPr>
+        <w:t>Introducción:</w:t>
+      </w:r>
+    </w:p>
+    <w:p>
+      <w:pPr>
+        <w:jc w:val="both"/>
+        <w:rPr>
+          <w:rFonts w:asciiTheme="majorHAnsi" w:hAnsiTheme="majorHAnsi" w:cstheme="majorHAnsi"/>
+          <w:sz w:val="48"/>
+          <w:szCs w:val="48"/>
+          <w:u w:val="single"/>
+          <w:lang w:val="es-AR"/>
+        </w:rPr>
+      </w:pPr>
+      <w:bookmarkStart w:id="0" w:name="_GoBack"/>
+      <w:r>
+        <w:rPr>
+          <w:lang w:val="es-AR"/>
+        </w:rPr>
+        <w:t>La librería de QT es una potente librería de programación de interfaces graficas provista por la empresa americana “</w:t>
+      </w:r>
+      <w:proofErr w:type="spellStart"/>
+      <w:r>
+        <w:rPr>
+          <w:lang w:val="es-AR"/>
+        </w:rPr>
+        <w:t>The</w:t>
+      </w:r>
+      <w:proofErr w:type="spellEnd"/>
+      <w:r>
+        <w:rPr>
+          <w:lang w:val="es-AR"/>
+        </w:rPr>
+        <w:t xml:space="preserve"> QT Company”. Es una librería con licencias de código abierto y licencias con fines comerciales disponibles. Es una de las principales maneras de desarrollar apps complejas en el mundo de código abierto, y se </w:t>
+      </w:r>
+      <w:r>
+        <w:rPr>
+          <w:lang w:val="es-AR"/>
+        </w:rPr>
+        <w:t>eligió</w:t>
+      </w:r>
+      <w:r>
+        <w:rPr>
+          <w:lang w:val="es-AR"/>
+        </w:rPr>
+        <w:t xml:space="preserve"> por la </w:t>
+      </w:r>
+      <w:r>
+        <w:rPr>
+          <w:lang w:val="es-AR"/>
+        </w:rPr>
+        <w:t>interfaz</w:t>
+      </w:r>
+      <w:r>
+        <w:rPr>
+          <w:lang w:val="es-AR"/>
+        </w:rPr>
+        <w:t xml:space="preserve"> de compatibilidad con Python que ofrece la librería </w:t>
+      </w:r>
+      <w:proofErr w:type="spellStart"/>
+      <w:r>
+        <w:rPr>
+          <w:lang w:val="es-AR"/>
+        </w:rPr>
+        <w:t>PyQt</w:t>
+      </w:r>
+      <w:proofErr w:type="spellEnd"/>
+      <w:r>
+        <w:rPr>
+          <w:lang w:val="es-AR"/>
+        </w:rPr>
+        <w:t>.</w:t>
+      </w:r>
+    </w:p>
+    <w:bookmarkEnd w:id="0"/>
     <w:p>
       <w:pPr>
         <w:rPr>
@@ -92,7 +185,7 @@
       <w:r>
         <w:rPr>
           <w:noProof/>
-          <w:lang w:val="es-AR"/>
+          <w:lang w:val="es-AR" w:eastAsia="es-AR"/>
         </w:rPr>
         <w:drawing>
           <wp:anchor distT="0" distB="0" distL="114300" distR="114300" simplePos="0" relativeHeight="251658240" behindDoc="1" locked="0" layoutInCell="1" allowOverlap="1" wp14:anchorId="6A50D154" wp14:editId="423722BC">
@@ -171,32 +264,15 @@
         </w:rPr>
         <w:t xml:space="preserve">el link directo </w:t>
       </w:r>
-      <w:r>
-        <w:fldChar w:fldCharType="begin"/>
-      </w:r>
-      <w:r>
-        <w:rPr>
-          <w:lang w:val="es-AR"/>
-        </w:rPr>
-        <w:instrText xml:space="preserve"> HYPERLINK "https://build-system.fman.io/qt-designer-download" </w:instrText>
-      </w:r>
-      <w:r>
-        <w:fldChar w:fldCharType="separate"/>
-      </w:r>
-      <w:r>
-        <w:rPr>
-          <w:rStyle w:val="Hyperlink"/>
-          <w:lang w:val="es-AR"/>
-        </w:rPr>
-        <w:t>https://build-system.fman.io/qt-designer-download</w:t>
-      </w:r>
-      <w:r>
-        <w:rPr>
-          <w:rStyle w:val="Hyperlink"/>
-          <w:lang w:val="es-AR"/>
-        </w:rPr>
-        <w:fldChar w:fldCharType="end"/>
-      </w:r>
+      <w:hyperlink r:id="rId6" w:history="1">
+        <w:r>
+          <w:rPr>
+            <w:rStyle w:val="Hyperlink"/>
+            <w:lang w:val="es-AR"/>
+          </w:rPr>
+          <w:t>https://build-system.fman.io/qt-designer-download</w:t>
+        </w:r>
+      </w:hyperlink>
     </w:p>
     <w:p>
       <w:pPr>
@@ -288,7 +364,7 @@
       <w:r>
         <w:rPr>
           <w:noProof/>
-          <w:lang w:val="es-AR"/>
+          <w:lang w:val="es-AR" w:eastAsia="es-AR"/>
         </w:rPr>
         <w:lastRenderedPageBreak/>
         <w:drawing>
@@ -323,7 +399,7 @@
                     <pic:cNvPicPr/>
                   </pic:nvPicPr>
                   <pic:blipFill>
-                    <a:blip r:embed="rId6">
+                    <a:blip r:embed="rId7">
                       <a:extLst>
                         <a:ext uri="{28A0092B-C50C-407E-A947-70E740481C1C}">
                           <a14:useLocalDpi xmlns:a14="http://schemas.microsoft.com/office/drawing/2010/main" val="0"/>
@@ -484,7 +560,7 @@
           <w:sz w:val="48"/>
           <w:szCs w:val="48"/>
           <w:u w:val="single"/>
-          <w:lang w:val="es-AR"/>
+          <w:lang w:val="es-AR" w:eastAsia="es-AR"/>
         </w:rPr>
         <w:drawing>
           <wp:anchor distT="0" distB="0" distL="114300" distR="114300" simplePos="0" relativeHeight="251661312" behindDoc="1" locked="0" layoutInCell="1" allowOverlap="1" wp14:anchorId="765F6282" wp14:editId="1EA90008">
@@ -518,7 +594,7 @@
                     <pic:cNvPicPr/>
                   </pic:nvPicPr>
                   <pic:blipFill>
-                    <a:blip r:embed="rId7">
+                    <a:blip r:embed="rId8">
                       <a:extLst>
                         <a:ext uri="{28A0092B-C50C-407E-A947-70E740481C1C}">
                           <a14:useLocalDpi xmlns:a14="http://schemas.microsoft.com/office/drawing/2010/main" val="0"/>
@@ -580,7 +656,23 @@
           <w:rFonts w:cstheme="minorHAnsi"/>
           <w:lang w:val="es-AR"/>
         </w:rPr>
-        <w:t xml:space="preserve">La interfaz para agregar elementos es un simple sistema de drag and </w:t>
+        <w:t xml:space="preserve">La interfaz para agregar elementos es un simple sistema de </w:t>
+      </w:r>
+      <w:proofErr w:type="spellStart"/>
+      <w:r>
+        <w:rPr>
+          <w:rFonts w:cstheme="minorHAnsi"/>
+          <w:lang w:val="es-AR"/>
+        </w:rPr>
+        <w:t>drag</w:t>
+      </w:r>
+      <w:proofErr w:type="spellEnd"/>
+      <w:r>
+        <w:rPr>
+          <w:rFonts w:cstheme="minorHAnsi"/>
+          <w:lang w:val="es-AR"/>
+        </w:rPr>
+        <w:t xml:space="preserve"> and </w:t>
       </w:r>
       <w:proofErr w:type="spellStart"/>
       <w:r>
@@ -610,7 +702,7 @@
         <w:rPr>
           <w:rFonts w:cstheme="minorHAnsi"/>
           <w:noProof/>
-          <w:lang w:val="es-AR"/>
+          <w:lang w:val="es-AR" w:eastAsia="es-AR"/>
         </w:rPr>
         <w:lastRenderedPageBreak/>
         <w:drawing>
@@ -631,7 +723,7 @@
                     </pic:cNvPicPr>
                   </pic:nvPicPr>
                   <pic:blipFill>
-                    <a:blip r:embed="rId8">
+                    <a:blip r:embed="rId9">
                       <a:extLst>
                         <a:ext uri="{28A0092B-C50C-407E-A947-70E740481C1C}">
                           <a14:useLocalDpi xmlns:a14="http://schemas.microsoft.com/office/drawing/2010/main" val="0"/>
@@ -722,7 +814,7 @@
         <w:rPr>
           <w:rFonts w:cstheme="minorHAnsi"/>
           <w:noProof/>
-          <w:lang w:val="es-AR"/>
+          <w:lang w:val="es-AR" w:eastAsia="es-AR"/>
         </w:rPr>
         <w:drawing>
           <wp:anchor distT="0" distB="0" distL="114300" distR="114300" simplePos="0" relativeHeight="251662336" behindDoc="1" locked="0" layoutInCell="1" allowOverlap="1" wp14:anchorId="690A03CD" wp14:editId="2844A562">
@@ -756,7 +848,7 @@
                     <pic:cNvPicPr/>
                   </pic:nvPicPr>
                   <pic:blipFill>
-                    <a:blip r:embed="rId9">
+                    <a:blip r:embed="rId10">
                       <a:extLst>
                         <a:ext uri="{28A0092B-C50C-407E-A947-70E740481C1C}">
                           <a14:useLocalDpi xmlns:a14="http://schemas.microsoft.com/office/drawing/2010/main" val="0"/>
@@ -883,8 +975,16 @@
         <w:rPr>
           <w:lang w:val="es-AR"/>
         </w:rPr>
-        <w:t xml:space="preserve"> de Lantz va a buscar el archivo indicado por la tupla</w:t>
-      </w:r>
+        <w:t xml:space="preserve"> de Lantz va a buscar el archivo indicado por la </w:t>
+      </w:r>
+      <w:proofErr w:type="spellStart"/>
+      <w:r>
+        <w:rPr>
+          <w:lang w:val="es-AR"/>
+        </w:rPr>
+        <w:t>tupla</w:t>
+      </w:r>
+      <w:proofErr w:type="spellEnd"/>
       <w:r>
         <w:rPr>
           <w:lang w:val="es-AR"/>
@@ -977,8 +1077,8 @@
         </w:rPr>
         <w:t>.</w:t>
       </w:r>
-      <w:bookmarkStart w:id="0" w:name="_MON_1658755916"/>
-      <w:bookmarkEnd w:id="0"/>
+      <w:bookmarkStart w:id="1" w:name="_MON_1658755916"/>
+      <w:bookmarkEnd w:id="1"/>
       <w:r>
         <w:rPr>
           <w:lang w:val="es-AR"/>
@@ -1004,9 +1104,9 @@
             <o:lock v:ext="edit" aspectratio="t"/>
           </v:shapetype>
           <v:shape id="_x0000_i1025" type="#_x0000_t75" style="width:522.75pt;height:23.25pt" o:ole="">
-            <v:imagedata r:id="rId10" o:title=""/>
+            <v:imagedata r:id="rId11" o:title=""/>
           </v:shape>
-          <o:OLEObject Type="Embed" ProgID="Word.OpenDocumentText.12" ShapeID="_x0000_i1025" DrawAspect="Content" ObjectID="_1659974603" r:id="rId11"/>
+          <o:OLEObject Type="Embed" ProgID="Word.OpenDocumentText.12" ShapeID="_x0000_i1025" DrawAspect="Content" ObjectID="_1668436867" r:id="rId12"/>
         </w:object>
       </w:r>
     </w:p>
@@ -1098,8 +1198,8 @@
         <w:t xml:space="preserve"> como interfaz de la aplicación. Ejemplo:</w:t>
       </w:r>
     </w:p>
-    <w:bookmarkStart w:id="1" w:name="_MON_1658757855"/>
-    <w:bookmarkEnd w:id="1"/>
+    <w:bookmarkStart w:id="2" w:name="_MON_1658757855"/>
+    <w:bookmarkEnd w:id="2"/>
     <w:p>
       <w:pPr>
         <w:rPr>
@@ -1112,9 +1212,9 @@
         </w:rPr>
         <w:object w:dxaOrig="10467" w:dyaOrig="234" w14:anchorId="1D065FA7">
           <v:shape id="_x0000_i1026" type="#_x0000_t75" style="width:522.75pt;height:11.25pt" o:ole="">
-            <v:imagedata r:id="rId12" o:title=""/>
+            <v:imagedata r:id="rId13" o:title=""/>
           </v:shape>
-          <o:OLEObject Type="Embed" ProgID="Word.OpenDocumentText.12" ShapeID="_x0000_i1026" DrawAspect="Content" ObjectID="_1659974604" r:id="rId13"/>
+          <o:OLEObject Type="Embed" ProgID="Word.OpenDocumentText.12" ShapeID="_x0000_i1026" DrawAspect="Content" ObjectID="_1668436868" r:id="rId14"/>
         </w:object>
       </w:r>
     </w:p>
@@ -1221,8 +1321,8 @@
         </w:rPr>
       </w:pPr>
     </w:p>
-    <w:bookmarkStart w:id="2" w:name="_MON_1658758117"/>
-    <w:bookmarkEnd w:id="2"/>
+    <w:bookmarkStart w:id="3" w:name="_MON_1658758117"/>
+    <w:bookmarkEnd w:id="3"/>
     <w:p>
       <w:pPr>
         <w:rPr>
@@ -1235,9 +1335,9 @@
         </w:rPr>
         <w:object w:dxaOrig="10467" w:dyaOrig="1405" w14:anchorId="7A294FD6">
           <v:shape id="_x0000_i1027" type="#_x0000_t75" style="width:522.75pt;height:69.75pt" o:ole="">
-            <v:imagedata r:id="rId14" o:title=""/>
+            <v:imagedata r:id="rId15" o:title=""/>
           </v:shape>
-          <o:OLEObject Type="Embed" ProgID="Word.OpenDocumentText.12" ShapeID="_x0000_i1027" DrawAspect="Content" ObjectID="_1659974605" r:id="rId15"/>
+          <o:OLEObject Type="Embed" ProgID="Word.OpenDocumentText.12" ShapeID="_x0000_i1027" DrawAspect="Content" ObjectID="_1668436869" r:id="rId16"/>
         </w:object>
       </w:r>
     </w:p>
@@ -1396,8 +1496,8 @@
         <w:t>:</w:t>
       </w:r>
     </w:p>
-    <w:bookmarkStart w:id="3" w:name="_MON_1658757625"/>
-    <w:bookmarkEnd w:id="3"/>
+    <w:bookmarkStart w:id="4" w:name="_MON_1658757625"/>
+    <w:bookmarkEnd w:id="4"/>
     <w:p>
       <w:pPr>
         <w:rPr>
@@ -1410,9 +1510,9 @@
         </w:rPr>
         <w:object w:dxaOrig="10467" w:dyaOrig="2108" w14:anchorId="4A376953">
           <v:shape id="_x0000_i1028" type="#_x0000_t75" style="width:522.75pt;height:105pt" o:ole="">
-            <v:imagedata r:id="rId16" o:title=""/>
+            <v:imagedata r:id="rId17" o:title=""/>
           </v:shape>
-          <o:OLEObject Type="Embed" ProgID="Word.OpenDocumentText.12" ShapeID="_x0000_i1028" DrawAspect="Content" ObjectID="_1659974606" r:id="rId17"/>
+          <o:OLEObject Type="Embed" ProgID="Word.OpenDocumentText.12" ShapeID="_x0000_i1028" DrawAspect="Content" ObjectID="_1668436870" r:id="rId18"/>
         </w:object>
       </w:r>
     </w:p>
@@ -1822,8 +1922,8 @@
         <w:t xml:space="preserve"> idiomas. Para reflejar esto, usamos un sistema de localización. En el archivo “View\localization.py” se encuentran diccionarios para los distintos idiomas soportados por el programa. Ejemplo:</w:t>
       </w:r>
     </w:p>
-    <w:bookmarkStart w:id="4" w:name="_MON_1658756878"/>
-    <w:bookmarkEnd w:id="4"/>
+    <w:bookmarkStart w:id="5" w:name="_MON_1658756878"/>
+    <w:bookmarkEnd w:id="5"/>
     <w:p>
       <w:pPr>
         <w:rPr>
@@ -1836,9 +1936,9 @@
         </w:rPr>
         <w:object w:dxaOrig="10467" w:dyaOrig="2323" w14:anchorId="54DE2505">
           <v:shape id="_x0000_i1029" type="#_x0000_t75" style="width:522.75pt;height:116.25pt" o:ole="">
-            <v:imagedata r:id="rId18" o:title=""/>
+            <v:imagedata r:id="rId19" o:title=""/>
           </v:shape>
-          <o:OLEObject Type="Embed" ProgID="Word.OpenDocumentText.12" ShapeID="_x0000_i1029" DrawAspect="Content" ObjectID="_1659974607" r:id="rId19"/>
+          <o:OLEObject Type="Embed" ProgID="Word.OpenDocumentText.12" ShapeID="_x0000_i1029" DrawAspect="Content" ObjectID="_1668436871" r:id="rId20"/>
         </w:object>
       </w:r>
     </w:p>
@@ -1982,7 +2082,7 @@
         </w:rPr>
         <w:t xml:space="preserve">Para revisar que métodos y acciones se pueden realizar con los widgets presentes en la plataforma QT, la documentación principal de QT se puede encontrar en </w:t>
       </w:r>
-      <w:hyperlink r:id="rId20" w:history="1">
+      <w:hyperlink r:id="rId21" w:history="1">
         <w:r>
           <w:rPr>
             <w:rStyle w:val="Hyperlink"/>
@@ -2029,7 +2129,7 @@
 </file>
 
 <file path=word/styles.xml><?xml version="1.0" encoding="utf-8"?>
-<w:styles xmlns:mc="http://schemas.openxmlformats.org/markup-compatibility/2006" xmlns:r="http://schemas.openxmlformats.org/officeDocument/2006/relationships" xmlns:w="http://schemas.openxmlformats.org/wordprocessingml/2006/main" xmlns:w14="http://schemas.microsoft.com/office/word/2010/wordml" xmlns:w15="http://schemas.microsoft.com/office/word/2012/wordml" xmlns:w16cex="http://schemas.microsoft.com/office/word/2018/wordml/cex" xmlns:w16cid="http://schemas.microsoft.com/office/word/2016/wordml/cid" xmlns:w16="http://schemas.microsoft.com/office/word/2018/wordml" xmlns:w16se="http://schemas.microsoft.com/office/word/2015/wordml/symex" mc:Ignorable="w14 w15 w16se w16cid w16 w16cex">
+<w:styles xmlns:mc="http://schemas.openxmlformats.org/markup-compatibility/2006" xmlns:r="http://schemas.openxmlformats.org/officeDocument/2006/relationships" xmlns:w="http://schemas.openxmlformats.org/wordprocessingml/2006/main" xmlns:w14="http://schemas.microsoft.com/office/word/2010/wordml" xmlns:w15="http://schemas.microsoft.com/office/word/2012/wordml" xmlns:w16se="http://schemas.microsoft.com/office/word/2015/wordml/symex" mc:Ignorable="w14 w15 w16se">
   <w:docDefaults>
     <w:rPrDefault>
       <w:rPr>
@@ -2045,7 +2145,7 @@
       </w:pPr>
     </w:pPrDefault>
   </w:docDefaults>
-  <w:latentStyles w:defLockedState="0" w:defUIPriority="99" w:defSemiHidden="0" w:defUnhideWhenUsed="0" w:defQFormat="0" w:count="376">
+  <w:latentStyles w:defLockedState="0" w:defUIPriority="99" w:defSemiHidden="0" w:defUnhideWhenUsed="0" w:defQFormat="0" w:count="371">
     <w:lsdException w:name="Normal" w:uiPriority="0" w:qFormat="1"/>
     <w:lsdException w:name="heading 1" w:uiPriority="9" w:qFormat="1"/>
     <w:lsdException w:name="heading 2" w:semiHidden="1" w:uiPriority="9" w:unhideWhenUsed="1" w:qFormat="1"/>
@@ -2417,11 +2517,6 @@
     <w:lsdException w:name="List Table 5 Dark Accent 6" w:uiPriority="50"/>
     <w:lsdException w:name="List Table 6 Colorful Accent 6" w:uiPriority="51"/>
     <w:lsdException w:name="List Table 7 Colorful Accent 6" w:uiPriority="52"/>
-    <w:lsdException w:name="Mention" w:semiHidden="1" w:unhideWhenUsed="1"/>
-    <w:lsdException w:name="Smart Hyperlink" w:semiHidden="1" w:unhideWhenUsed="1"/>
-    <w:lsdException w:name="Hashtag" w:semiHidden="1" w:unhideWhenUsed="1"/>
-    <w:lsdException w:name="Unresolved Mention" w:semiHidden="1" w:unhideWhenUsed="1"/>
-    <w:lsdException w:name="Smart Link" w:semiHidden="1" w:unhideWhenUsed="1"/>
   </w:latentStyles>
   <w:style w:type="paragraph" w:default="1" w:styleId="Normal">
     <w:name w:val="Normal"/>
@@ -2466,7 +2561,7 @@
       <w:u w:val="single"/>
     </w:rPr>
   </w:style>
-  <w:style w:type="character" w:styleId="UnresolvedMention">
+  <w:style w:type="character" w:customStyle="1" w:styleId="UnresolvedMention">
     <w:name w:val="Unresolved Mention"/>
     <w:basedOn w:val="DefaultParagraphFont"/>
     <w:uiPriority w:val="99"/>
